--- a/python_oriented_interview/selenium/exceptions_selenium_pytest.docx
+++ b/python_oriented_interview/selenium/exceptions_selenium_pytest.docx
@@ -1,6 +1,6 @@
 
 <file path=word/document.xml><?xml version="1.0" encoding="utf-8"?>
-<w:document xmlns:wpc="http://schemas.microsoft.com/office/word/2010/wordprocessingCanvas" xmlns:cx="http://schemas.microsoft.com/office/drawing/2014/chartex" xmlns:cx1="http://schemas.microsoft.com/office/drawing/2015/9/8/chartex" xmlns:cx2="http://schemas.microsoft.com/office/drawing/2015/10/21/chartex" xmlns:cx3="http://schemas.microsoft.com/office/drawing/2016/5/9/chartex" xmlns:cx4="http://schemas.microsoft.com/office/drawing/2016/5/10/chartex" xmlns:cx5="http://schemas.microsoft.com/office/drawing/2016/5/11/chartex" xmlns:cx6="http://schemas.microsoft.com/office/drawing/2016/5/12/chartex" xmlns:cx7="http://schemas.microsoft.com/office/drawing/2016/5/13/chartex" xmlns:cx8="http://schemas.microsoft.com/office/drawing/2016/5/14/chartex" xmlns:mc="http://schemas.openxmlformats.org/markup-compatibility/2006" xmlns:aink="http://schemas.microsoft.com/office/drawing/2016/ink" xmlns:am3d="http://schemas.microsoft.com/office/drawing/2017/model3d" xmlns:o="urn:schemas-microsoft-com:office:office" xmlns:oel="http://schemas.microsoft.com/office/2019/extlst" xmlns:r="http://schemas.openxmlformats.org/officeDocument/2006/relationships" xmlns:m="http://schemas.openxmlformats.org/officeDocument/2006/math" xmlns:v="urn:schemas-microsoft-com:vml" xmlns:wp14="http://schemas.microsoft.com/office/word/2010/wordprocessingDrawing" xmlns:wp="http://schemas.openxmlformats.org/drawingml/2006/wordprocessingDrawing" xmlns:w10="urn:schemas-microsoft-com:office:word" xmlns:w="http://schemas.openxmlformats.org/wordprocessingml/2006/main" xmlns:w14="http://schemas.microsoft.com/office/word/2010/wordml" xmlns:w15="http://schemas.microsoft.com/office/word/2012/wordml" xmlns:w16cex="http://schemas.microsoft.com/office/word/2018/wordml/cex" xmlns:w16cid="http://schemas.microsoft.com/office/word/2016/wordml/cid" xmlns:w16="http://schemas.microsoft.com/office/word/2018/wordml" xmlns:w16du="http://schemas.microsoft.com/office/word/2023/wordml/word16du" xmlns:w16sdtdh="http://schemas.microsoft.com/office/word/2020/wordml/sdtdatahash" xmlns:w16sdtfl="http://schemas.microsoft.com/office/word/2024/wordml/sdtformatlock" xmlns:w16se="http://schemas.microsoft.com/office/word/2015/wordml/symex" xmlns:wpg="http://schemas.microsoft.com/office/word/2010/wordprocessingGroup" xmlns:wpi="http://schemas.microsoft.com/office/word/2010/wordprocessingInk" xmlns:wne="http://schemas.microsoft.com/office/word/2006/wordml" xmlns:wps="http://schemas.microsoft.com/office/word/2010/wordprocessingShape" mc:Ignorable="w14 w15 w16se w16cid w16 w16cex w16sdtdh w16sdtfl w16du wp14">
+<w:document xmlns:wpc="http://schemas.microsoft.com/office/word/2010/wordprocessingCanvas" xmlns:cx="http://schemas.microsoft.com/office/drawing/2014/chartex" xmlns:cx1="http://schemas.microsoft.com/office/drawing/2015/9/8/chartex" xmlns:cx2="http://schemas.microsoft.com/office/drawing/2015/10/21/chartex" xmlns:cx3="http://schemas.microsoft.com/office/drawing/2016/5/9/chartex" xmlns:cx4="http://schemas.microsoft.com/office/drawing/2016/5/10/chartex" xmlns:cx5="http://schemas.microsoft.com/office/drawing/2016/5/11/chartex" xmlns:cx6="http://schemas.microsoft.com/office/drawing/2016/5/12/chartex" xmlns:cx7="http://schemas.microsoft.com/office/drawing/2016/5/13/chartex" xmlns:cx8="http://schemas.microsoft.com/office/drawing/2016/5/14/chartex" xmlns:mc="http://schemas.openxmlformats.org/markup-compatibility/2006" xmlns:aink="http://schemas.microsoft.com/office/drawing/2016/ink" xmlns:am3d="http://schemas.microsoft.com/office/drawing/2017/model3d" xmlns:o="urn:schemas-microsoft-com:office:office" xmlns:oel="http://schemas.microsoft.com/office/2019/extlst" xmlns:r="http://schemas.openxmlformats.org/officeDocument/2006/relationships" xmlns:m="http://schemas.openxmlformats.org/officeDocument/2006/math" xmlns:v="urn:schemas-microsoft-com:vml" xmlns:wp14="http://schemas.microsoft.com/office/word/2010/wordprocessingDrawing" xmlns:wp="http://schemas.openxmlformats.org/drawingml/2006/wordprocessingDrawing" xmlns:w10="urn:schemas-microsoft-com:office:word" xmlns:w="http://schemas.openxmlformats.org/wordprocessingml/2006/main" xmlns:w14="http://schemas.microsoft.com/office/word/2010/wordml" xmlns:w15="http://schemas.microsoft.com/office/word/2012/wordml" xmlns:w16cei="http://schemas.microsoft.com/office/word/2026/wordml/cei" xmlns:w16cex="http://schemas.microsoft.com/office/word/2018/wordml/cex" xmlns:w16cid="http://schemas.microsoft.com/office/word/2016/wordml/cid" xmlns:w16="http://schemas.microsoft.com/office/word/2018/wordml" xmlns:w16du="http://schemas.microsoft.com/office/word/2023/wordml/word16du" xmlns:w16sdtdh="http://schemas.microsoft.com/office/word/2020/wordml/sdtdatahash" xmlns:w16sdtfl="http://schemas.microsoft.com/office/word/2024/wordml/sdtformatlock" xmlns:w16se="http://schemas.microsoft.com/office/word/2015/wordml/symex" xmlns:wpg="http://schemas.microsoft.com/office/word/2010/wordprocessingGroup" xmlns:wpi="http://schemas.microsoft.com/office/word/2010/wordprocessingInk" xmlns:wne="http://schemas.microsoft.com/office/word/2006/wordml" xmlns:wps="http://schemas.microsoft.com/office/word/2010/wordprocessingShape" mc:Ignorable="w14 w15 w16se w16cid w16 w16cex w16sdtdh w16sdtfl w16du wp14">
   <w:body>
     <w:p>
       <w:pPr>
@@ -87,7 +87,7 @@
           <w:szCs w:val="16"/>
         </w:rPr>
         <w:pict w14:anchorId="5A6D7EA4">
-          <v:rect id="_x0000_i2937" style="width:0;height:1.5pt" o:hralign="center" o:hrstd="t" o:hr="t" fillcolor="#a0a0a0" stroked="f"/>
+          <v:rect id="_x0000_i1025" style="width:0;height:1.5pt" o:hralign="center" o:hrstd="t" o:hr="t" fillcolor="#a0a0a0" stroked="f"/>
         </w:pict>
       </w:r>
     </w:p>
@@ -187,7 +187,7 @@
           <w:szCs w:val="16"/>
         </w:rPr>
         <w:pict w14:anchorId="35A02FE5">
-          <v:rect id="_x0000_i2938" style="width:0;height:1.5pt" o:hralign="center" o:hrstd="t" o:hr="t" fillcolor="#a0a0a0" stroked="f"/>
+          <v:rect id="_x0000_i1026" style="width:0;height:1.5pt" o:hralign="center" o:hrstd="t" o:hr="t" fillcolor="#a0a0a0" stroked="f"/>
         </w:pict>
       </w:r>
     </w:p>
@@ -351,7 +351,7 @@
           <w:szCs w:val="16"/>
         </w:rPr>
         <w:pict w14:anchorId="5D5A479F">
-          <v:rect id="_x0000_i2939" style="width:0;height:1.5pt" o:hralign="center" o:hrstd="t" o:hr="t" fillcolor="#a0a0a0" stroked="f"/>
+          <v:rect id="_x0000_i1027" style="width:0;height:1.5pt" o:hralign="center" o:hrstd="t" o:hr="t" fillcolor="#a0a0a0" stroked="f"/>
         </w:pict>
       </w:r>
     </w:p>
@@ -595,7 +595,7 @@
           <w:szCs w:val="16"/>
         </w:rPr>
         <w:pict w14:anchorId="6B7A7A06">
-          <v:rect id="_x0000_i2940" style="width:0;height:1.5pt" o:hralign="center" o:hrstd="t" o:hr="t" fillcolor="#a0a0a0" stroked="f"/>
+          <v:rect id="_x0000_i1028" style="width:0;height:1.5pt" o:hralign="center" o:hrstd="t" o:hr="t" fillcolor="#a0a0a0" stroked="f"/>
         </w:pict>
       </w:r>
     </w:p>
@@ -727,7 +727,7 @@
           <w:szCs w:val="16"/>
         </w:rPr>
         <w:pict w14:anchorId="54A81B29">
-          <v:rect id="_x0000_i2941" style="width:0;height:1.5pt" o:hralign="center" o:hrstd="t" o:hr="t" fillcolor="#a0a0a0" stroked="f"/>
+          <v:rect id="_x0000_i1029" style="width:0;height:1.5pt" o:hralign="center" o:hrstd="t" o:hr="t" fillcolor="#a0a0a0" stroked="f"/>
         </w:pict>
       </w:r>
     </w:p>
@@ -775,7 +775,7 @@
           <w:szCs w:val="16"/>
         </w:rPr>
         <w:pict w14:anchorId="5026CBC9">
-          <v:rect id="_x0000_i2942" style="width:0;height:1.5pt" o:hralign="center" o:hrstd="t" o:hr="t" fillcolor="#a0a0a0" stroked="f"/>
+          <v:rect id="_x0000_i1030" style="width:0;height:1.5pt" o:hralign="center" o:hrstd="t" o:hr="t" fillcolor="#a0a0a0" stroked="f"/>
         </w:pict>
       </w:r>
     </w:p>
@@ -920,7 +920,7 @@
           <w:szCs w:val="16"/>
         </w:rPr>
         <w:pict w14:anchorId="7B64BA54">
-          <v:rect id="_x0000_i2943" style="width:0;height:1.5pt" o:hralign="center" o:hrstd="t" o:hr="t" fillcolor="#a0a0a0" stroked="f"/>
+          <v:rect id="_x0000_i1031" style="width:0;height:1.5pt" o:hralign="center" o:hrstd="t" o:hr="t" fillcolor="#a0a0a0" stroked="f"/>
         </w:pict>
       </w:r>
     </w:p>
@@ -983,7 +983,7 @@
           <w:szCs w:val="16"/>
         </w:rPr>
         <w:pict w14:anchorId="624D2053">
-          <v:rect id="_x0000_i2944" style="width:0;height:1.5pt" o:hralign="center" o:hrstd="t" o:hr="t" fillcolor="#a0a0a0" stroked="f"/>
+          <v:rect id="_x0000_i1032" style="width:0;height:1.5pt" o:hralign="center" o:hrstd="t" o:hr="t" fillcolor="#a0a0a0" stroked="f"/>
         </w:pict>
       </w:r>
     </w:p>
@@ -1031,7 +1031,7 @@
           <w:szCs w:val="16"/>
         </w:rPr>
         <w:pict w14:anchorId="43DDFB13">
-          <v:rect id="_x0000_i2945" style="width:0;height:1.5pt" o:hralign="center" o:hrstd="t" o:hr="t" fillcolor="#a0a0a0" stroked="f"/>
+          <v:rect id="_x0000_i1033" style="width:0;height:1.5pt" o:hralign="center" o:hrstd="t" o:hr="t" fillcolor="#a0a0a0" stroked="f"/>
         </w:pict>
       </w:r>
     </w:p>
@@ -1329,7 +1329,7 @@
           <w:szCs w:val="16"/>
         </w:rPr>
         <w:pict w14:anchorId="35F5E976">
-          <v:rect id="_x0000_i2946" style="width:0;height:1.5pt" o:hralign="center" o:hrstd="t" o:hr="t" fillcolor="#a0a0a0" stroked="f"/>
+          <v:rect id="_x0000_i1034" style="width:0;height:1.5pt" o:hralign="center" o:hrstd="t" o:hr="t" fillcolor="#a0a0a0" stroked="f"/>
         </w:pict>
       </w:r>
     </w:p>
@@ -1367,7 +1367,7 @@
           <w:szCs w:val="16"/>
         </w:rPr>
         <w:pict w14:anchorId="360A1A60">
-          <v:rect id="_x0000_i2947" style="width:0;height:1.5pt" o:hralign="center" o:hrstd="t" o:hr="t" fillcolor="#a0a0a0" stroked="f"/>
+          <v:rect id="_x0000_i1035" style="width:0;height:1.5pt" o:hralign="center" o:hrstd="t" o:hr="t" fillcolor="#a0a0a0" stroked="f"/>
         </w:pict>
       </w:r>
     </w:p>
@@ -1599,7 +1599,7 @@
           <w:szCs w:val="16"/>
         </w:rPr>
         <w:pict w14:anchorId="3CA2ABCB">
-          <v:rect id="_x0000_i2948" style="width:0;height:1.5pt" o:hralign="center" o:hrstd="t" o:hr="t" fillcolor="#a0a0a0" stroked="f"/>
+          <v:rect id="_x0000_i1036" style="width:0;height:1.5pt" o:hralign="center" o:hrstd="t" o:hr="t" fillcolor="#a0a0a0" stroked="f"/>
         </w:pict>
       </w:r>
     </w:p>
@@ -1973,7 +1973,7 @@
           <w:szCs w:val="16"/>
         </w:rPr>
         <w:pict w14:anchorId="47A55932">
-          <v:rect id="_x0000_i2949" style="width:0;height:1.5pt" o:hralign="center" o:hrstd="t" o:hr="t" fillcolor="#a0a0a0" stroked="f"/>
+          <v:rect id="_x0000_i1037" style="width:0;height:1.5pt" o:hralign="center" o:hrstd="t" o:hr="t" fillcolor="#a0a0a0" stroked="f"/>
         </w:pict>
       </w:r>
     </w:p>
@@ -2027,7 +2027,7 @@
           <w:szCs w:val="16"/>
         </w:rPr>
         <w:pict w14:anchorId="2D5BB3D3">
-          <v:rect id="_x0000_i2950" style="width:0;height:1.5pt" o:hralign="center" o:hrstd="t" o:hr="t" fillcolor="#a0a0a0" stroked="f"/>
+          <v:rect id="_x0000_i1038" style="width:0;height:1.5pt" o:hralign="center" o:hrstd="t" o:hr="t" fillcolor="#a0a0a0" stroked="f"/>
         </w:pict>
       </w:r>
     </w:p>
@@ -2282,7 +2282,7 @@
           <w:szCs w:val="16"/>
         </w:rPr>
         <w:pict w14:anchorId="320E6545">
-          <v:rect id="_x0000_i2951" style="width:0;height:1.5pt" o:hralign="center" o:hrstd="t" o:hr="t" fillcolor="#a0a0a0" stroked="f"/>
+          <v:rect id="_x0000_i1039" style="width:0;height:1.5pt" o:hralign="center" o:hrstd="t" o:hr="t" fillcolor="#a0a0a0" stroked="f"/>
         </w:pict>
       </w:r>
     </w:p>
@@ -2336,7 +2336,7 @@
           <w:szCs w:val="16"/>
         </w:rPr>
         <w:pict w14:anchorId="6D4FC3B5">
-          <v:rect id="_x0000_i2952" style="width:0;height:1.5pt" o:hralign="center" o:hrstd="t" o:hr="t" fillcolor="#a0a0a0" stroked="f"/>
+          <v:rect id="_x0000_i1040" style="width:0;height:1.5pt" o:hralign="center" o:hrstd="t" o:hr="t" fillcolor="#a0a0a0" stroked="f"/>
         </w:pict>
       </w:r>
     </w:p>
@@ -2384,7 +2384,7 @@
           <w:szCs w:val="16"/>
         </w:rPr>
         <w:pict w14:anchorId="2813E713">
-          <v:rect id="_x0000_i2953" style="width:0;height:1.5pt" o:hralign="center" o:hrstd="t" o:hr="t" fillcolor="#a0a0a0" stroked="f"/>
+          <v:rect id="_x0000_i1041" style="width:0;height:1.5pt" o:hralign="center" o:hrstd="t" o:hr="t" fillcolor="#a0a0a0" stroked="f"/>
         </w:pict>
       </w:r>
     </w:p>
@@ -2543,7 +2543,7 @@
           <w:szCs w:val="16"/>
         </w:rPr>
         <w:pict w14:anchorId="1E94822C">
-          <v:rect id="_x0000_i2954" style="width:0;height:1.5pt" o:hralign="center" o:hrstd="t" o:hr="t" fillcolor="#a0a0a0" stroked="f"/>
+          <v:rect id="_x0000_i1042" style="width:0;height:1.5pt" o:hralign="center" o:hrstd="t" o:hr="t" fillcolor="#a0a0a0" stroked="f"/>
         </w:pict>
       </w:r>
     </w:p>
@@ -2581,7 +2581,7 @@
           <w:szCs w:val="16"/>
         </w:rPr>
         <w:pict w14:anchorId="4252834A">
-          <v:rect id="_x0000_i2955" style="width:0;height:1.5pt" o:hralign="center" o:hrstd="t" o:hr="t" fillcolor="#a0a0a0" stroked="f"/>
+          <v:rect id="_x0000_i1043" style="width:0;height:1.5pt" o:hralign="center" o:hrstd="t" o:hr="t" fillcolor="#a0a0a0" stroked="f"/>
         </w:pict>
       </w:r>
     </w:p>
@@ -2629,7 +2629,7 @@
           <w:szCs w:val="16"/>
         </w:rPr>
         <w:pict w14:anchorId="72837549">
-          <v:rect id="_x0000_i2956" style="width:0;height:1.5pt" o:hralign="center" o:hrstd="t" o:hr="t" fillcolor="#a0a0a0" stroked="f"/>
+          <v:rect id="_x0000_i1044" style="width:0;height:1.5pt" o:hralign="center" o:hrstd="t" o:hr="t" fillcolor="#a0a0a0" stroked="f"/>
         </w:pict>
       </w:r>
     </w:p>
@@ -2991,7 +2991,7 @@
           <w:szCs w:val="16"/>
         </w:rPr>
         <w:pict w14:anchorId="383775B2">
-          <v:rect id="_x0000_i2957" style="width:0;height:1.5pt" o:hralign="center" o:hrstd="t" o:hr="t" fillcolor="#a0a0a0" stroked="f"/>
+          <v:rect id="_x0000_i1045" style="width:0;height:1.5pt" o:hralign="center" o:hrstd="t" o:hr="t" fillcolor="#a0a0a0" stroked="f"/>
         </w:pict>
       </w:r>
     </w:p>
@@ -3045,7 +3045,7 @@
           <w:szCs w:val="16"/>
         </w:rPr>
         <w:pict w14:anchorId="42AAF106">
-          <v:rect id="_x0000_i2958" style="width:0;height:1.5pt" o:hralign="center" o:hrstd="t" o:hr="t" fillcolor="#a0a0a0" stroked="f"/>
+          <v:rect id="_x0000_i1046" style="width:0;height:1.5pt" o:hralign="center" o:hrstd="t" o:hr="t" fillcolor="#a0a0a0" stroked="f"/>
         </w:pict>
       </w:r>
     </w:p>
@@ -3330,7 +3330,7 @@
           <w:szCs w:val="16"/>
         </w:rPr>
         <w:pict w14:anchorId="32ED5856">
-          <v:rect id="_x0000_i2959" style="width:0;height:1.5pt" o:hralign="center" o:hrstd="t" o:hr="t" fillcolor="#a0a0a0" stroked="f"/>
+          <v:rect id="_x0000_i1047" style="width:0;height:1.5pt" o:hralign="center" o:hrstd="t" o:hr="t" fillcolor="#a0a0a0" stroked="f"/>
         </w:pict>
       </w:r>
     </w:p>
@@ -3409,7 +3409,7 @@
           <w:szCs w:val="16"/>
         </w:rPr>
         <w:pict w14:anchorId="566296F6">
-          <v:rect id="_x0000_i2960" style="width:0;height:1.5pt" o:hralign="center" o:hrstd="t" o:hr="t" fillcolor="#a0a0a0" stroked="f"/>
+          <v:rect id="_x0000_i1048" style="width:0;height:1.5pt" o:hralign="center" o:hrstd="t" o:hr="t" fillcolor="#a0a0a0" stroked="f"/>
         </w:pict>
       </w:r>
     </w:p>
@@ -3477,7 +3477,7 @@
           <w:szCs w:val="16"/>
         </w:rPr>
         <w:pict w14:anchorId="1F462C4B">
-          <v:rect id="_x0000_i2961" style="width:0;height:1.5pt" o:hralign="center" o:hrstd="t" o:hr="t" fillcolor="#a0a0a0" stroked="f"/>
+          <v:rect id="_x0000_i1049" style="width:0;height:1.5pt" o:hralign="center" o:hrstd="t" o:hr="t" fillcolor="#a0a0a0" stroked="f"/>
         </w:pict>
       </w:r>
     </w:p>
@@ -3744,7 +3744,7 @@
           <w:szCs w:val="16"/>
         </w:rPr>
         <w:pict w14:anchorId="621DF350">
-          <v:rect id="_x0000_i2962" style="width:0;height:1.5pt" o:hralign="center" o:hrstd="t" o:hr="t" fillcolor="#a0a0a0" stroked="f"/>
+          <v:rect id="_x0000_i1050" style="width:0;height:1.5pt" o:hralign="center" o:hrstd="t" o:hr="t" fillcolor="#a0a0a0" stroked="f"/>
         </w:pict>
       </w:r>
     </w:p>
@@ -3839,7 +3839,7 @@
           <w:szCs w:val="16"/>
         </w:rPr>
         <w:pict w14:anchorId="320C3B80">
-          <v:rect id="_x0000_i2963" style="width:0;height:1.5pt" o:hralign="center" o:hrstd="t" o:hr="t" fillcolor="#a0a0a0" stroked="f"/>
+          <v:rect id="_x0000_i1051" style="width:0;height:1.5pt" o:hralign="center" o:hrstd="t" o:hr="t" fillcolor="#a0a0a0" stroked="f"/>
         </w:pict>
       </w:r>
     </w:p>
@@ -3887,7 +3887,7 @@
           <w:szCs w:val="16"/>
         </w:rPr>
         <w:pict w14:anchorId="1A536582">
-          <v:rect id="_x0000_i2964" style="width:0;height:1.5pt" o:hralign="center" o:hrstd="t" o:hr="t" fillcolor="#a0a0a0" stroked="f"/>
+          <v:rect id="_x0000_i1052" style="width:0;height:1.5pt" o:hralign="center" o:hrstd="t" o:hr="t" fillcolor="#a0a0a0" stroked="f"/>
         </w:pict>
       </w:r>
     </w:p>
@@ -4031,7 +4031,7 @@
           <w:szCs w:val="16"/>
         </w:rPr>
         <w:pict w14:anchorId="0C69F50F">
-          <v:rect id="_x0000_i2965" style="width:0;height:1.5pt" o:hralign="center" o:hrstd="t" o:hr="t" fillcolor="#a0a0a0" stroked="f"/>
+          <v:rect id="_x0000_i1053" style="width:0;height:1.5pt" o:hralign="center" o:hrstd="t" o:hr="t" fillcolor="#a0a0a0" stroked="f"/>
         </w:pict>
       </w:r>
     </w:p>
@@ -4122,7 +4122,7 @@
           <w:szCs w:val="16"/>
         </w:rPr>
         <w:pict w14:anchorId="57EB0934">
-          <v:rect id="_x0000_i2966" style="width:0;height:1.5pt" o:hralign="center" o:hrstd="t" o:hr="t" fillcolor="#a0a0a0" stroked="f"/>
+          <v:rect id="_x0000_i1054" style="width:0;height:1.5pt" o:hralign="center" o:hrstd="t" o:hr="t" fillcolor="#a0a0a0" stroked="f"/>
         </w:pict>
       </w:r>
     </w:p>
@@ -4352,7 +4352,7 @@
           <w:szCs w:val="16"/>
         </w:rPr>
         <w:pict w14:anchorId="6ECCF80A">
-          <v:rect id="_x0000_i2967" style="width:0;height:1.5pt" o:hralign="center" o:hrstd="t" o:hr="t" fillcolor="#a0a0a0" stroked="f"/>
+          <v:rect id="_x0000_i1055" style="width:0;height:1.5pt" o:hralign="center" o:hrstd="t" o:hr="t" fillcolor="#a0a0a0" stroked="f"/>
         </w:pict>
       </w:r>
     </w:p>
@@ -4469,7 +4469,7 @@
           <w:szCs w:val="16"/>
         </w:rPr>
         <w:pict w14:anchorId="485483E7">
-          <v:rect id="_x0000_i2968" style="width:0;height:1.5pt" o:hralign="center" o:hrstd="t" o:hr="t" fillcolor="#a0a0a0" stroked="f"/>
+          <v:rect id="_x0000_i1056" style="width:0;height:1.5pt" o:hralign="center" o:hrstd="t" o:hr="t" fillcolor="#a0a0a0" stroked="f"/>
         </w:pict>
       </w:r>
     </w:p>
@@ -4811,7 +4811,7 @@
           <w:szCs w:val="16"/>
         </w:rPr>
         <w:pict w14:anchorId="493366A7">
-          <v:rect id="_x0000_i3250" style="width:0;height:1.5pt" o:hralign="center" o:hrstd="t" o:hr="t" fillcolor="#a0a0a0" stroked="f"/>
+          <v:rect id="_x0000_i1057" style="width:0;height:1.5pt" o:hralign="center" o:hrstd="t" o:hr="t" fillcolor="#a0a0a0" stroked="f"/>
         </w:pict>
       </w:r>
     </w:p>
@@ -4892,7 +4892,7 @@
           <w:szCs w:val="16"/>
         </w:rPr>
         <w:pict w14:anchorId="53F5E703">
-          <v:rect id="_x0000_i3251" style="width:0;height:1.5pt" o:hralign="center" o:hrstd="t" o:hr="t" fillcolor="#a0a0a0" stroked="f"/>
+          <v:rect id="_x0000_i1058" style="width:0;height:1.5pt" o:hralign="center" o:hrstd="t" o:hr="t" fillcolor="#a0a0a0" stroked="f"/>
         </w:pict>
       </w:r>
     </w:p>
@@ -4950,7 +4950,7 @@
           <w:szCs w:val="16"/>
         </w:rPr>
         <w:pict w14:anchorId="1BAC4FD5">
-          <v:rect id="_x0000_i3252" style="width:0;height:1.5pt" o:hralign="center" o:hrstd="t" o:hr="t" fillcolor="#a0a0a0" stroked="f"/>
+          <v:rect id="_x0000_i1059" style="width:0;height:1.5pt" o:hralign="center" o:hrstd="t" o:hr="t" fillcolor="#a0a0a0" stroked="f"/>
         </w:pict>
       </w:r>
     </w:p>
@@ -5335,7 +5335,7 @@
           <w:szCs w:val="16"/>
         </w:rPr>
         <w:pict w14:anchorId="3C7F6DE1">
-          <v:rect id="_x0000_i3253" style="width:0;height:1.5pt" o:hralign="center" o:hrstd="t" o:hr="t" fillcolor="#a0a0a0" stroked="f"/>
+          <v:rect id="_x0000_i1060" style="width:0;height:1.5pt" o:hralign="center" o:hrstd="t" o:hr="t" fillcolor="#a0a0a0" stroked="f"/>
         </w:pict>
       </w:r>
     </w:p>
@@ -5472,7 +5472,7 @@
           <w:szCs w:val="16"/>
         </w:rPr>
         <w:pict w14:anchorId="7FA71FDC">
-          <v:rect id="_x0000_i3254" style="width:0;height:1.5pt" o:hralign="center" o:hrstd="t" o:hr="t" fillcolor="#a0a0a0" stroked="f"/>
+          <v:rect id="_x0000_i1061" style="width:0;height:1.5pt" o:hralign="center" o:hrstd="t" o:hr="t" fillcolor="#a0a0a0" stroked="f"/>
         </w:pict>
       </w:r>
     </w:p>
@@ -5553,7 +5553,7 @@
           <w:szCs w:val="16"/>
         </w:rPr>
         <w:pict w14:anchorId="497E33EE">
-          <v:rect id="_x0000_i3255" style="width:0;height:1.5pt" o:hralign="center" o:hrstd="t" o:hr="t" fillcolor="#a0a0a0" stroked="f"/>
+          <v:rect id="_x0000_i1062" style="width:0;height:1.5pt" o:hralign="center" o:hrstd="t" o:hr="t" fillcolor="#a0a0a0" stroked="f"/>
         </w:pict>
       </w:r>
     </w:p>
@@ -5825,7 +5825,7 @@
           <w:szCs w:val="16"/>
         </w:rPr>
         <w:pict w14:anchorId="1E12C35E">
-          <v:rect id="_x0000_i3257" style="width:0;height:1.5pt" o:hralign="center" o:hrstd="t" o:hr="t" fillcolor="#a0a0a0" stroked="f"/>
+          <v:rect id="_x0000_i1063" style="width:0;height:1.5pt" o:hralign="center" o:hrstd="t" o:hr="t" fillcolor="#a0a0a0" stroked="f"/>
         </w:pict>
       </w:r>
     </w:p>
@@ -5926,7 +5926,7 @@
           <w:szCs w:val="16"/>
         </w:rPr>
         <w:pict w14:anchorId="50DDB9A6">
-          <v:rect id="_x0000_i3258" style="width:0;height:1.5pt" o:hralign="center" o:hrstd="t" o:hr="t" fillcolor="#a0a0a0" stroked="f"/>
+          <v:rect id="_x0000_i1064" style="width:0;height:1.5pt" o:hralign="center" o:hrstd="t" o:hr="t" fillcolor="#a0a0a0" stroked="f"/>
         </w:pict>
       </w:r>
     </w:p>
@@ -6209,7 +6209,7 @@
           <w:szCs w:val="16"/>
         </w:rPr>
         <w:pict w14:anchorId="6528009A">
-          <v:rect id="_x0000_i3259" style="width:0;height:1.5pt" o:hralign="center" o:hrstd="t" o:hr="t" fillcolor="#a0a0a0" stroked="f"/>
+          <v:rect id="_x0000_i1065" style="width:0;height:1.5pt" o:hralign="center" o:hrstd="t" o:hr="t" fillcolor="#a0a0a0" stroked="f"/>
         </w:pict>
       </w:r>
     </w:p>
@@ -6651,7 +6651,7 @@
           <w:szCs w:val="16"/>
         </w:rPr>
         <w:pict w14:anchorId="4AABF1FB">
-          <v:rect id="_x0000_i3260" style="width:0;height:1.5pt" o:hralign="center" o:hrstd="t" o:hr="t" fillcolor="#a0a0a0" stroked="f"/>
+          <v:rect id="_x0000_i1066" style="width:0;height:1.5pt" o:hralign="center" o:hrstd="t" o:hr="t" fillcolor="#a0a0a0" stroked="f"/>
         </w:pict>
       </w:r>
     </w:p>
@@ -6709,7 +6709,7 @@
           <w:szCs w:val="16"/>
         </w:rPr>
         <w:pict w14:anchorId="416F0273">
-          <v:rect id="_x0000_i3261" style="width:0;height:1.5pt" o:hralign="center" o:hrstd="t" o:hr="t" fillcolor="#a0a0a0" stroked="f"/>
+          <v:rect id="_x0000_i1067" style="width:0;height:1.5pt" o:hralign="center" o:hrstd="t" o:hr="t" fillcolor="#a0a0a0" stroked="f"/>
         </w:pict>
       </w:r>
     </w:p>
@@ -7056,7 +7056,7 @@
           <w:szCs w:val="16"/>
         </w:rPr>
         <w:pict w14:anchorId="5ABDCE91">
-          <v:rect id="_x0000_i3262" style="width:0;height:1.5pt" o:hralign="center" o:hrstd="t" o:hr="t" fillcolor="#a0a0a0" stroked="f"/>
+          <v:rect id="_x0000_i1068" style="width:0;height:1.5pt" o:hralign="center" o:hrstd="t" o:hr="t" fillcolor="#a0a0a0" stroked="f"/>
         </w:pict>
       </w:r>
     </w:p>
@@ -7137,7 +7137,7 @@
           <w:szCs w:val="16"/>
         </w:rPr>
         <w:pict w14:anchorId="3EAA73E2">
-          <v:rect id="_x0000_i3263" style="width:0;height:1.5pt" o:hralign="center" o:hrstd="t" o:hr="t" fillcolor="#a0a0a0" stroked="f"/>
+          <v:rect id="_x0000_i1069" style="width:0;height:1.5pt" o:hralign="center" o:hrstd="t" o:hr="t" fillcolor="#a0a0a0" stroked="f"/>
         </w:pict>
       </w:r>
     </w:p>
@@ -7373,7 +7373,7 @@
           <w:szCs w:val="16"/>
         </w:rPr>
         <w:pict w14:anchorId="2C2C6B76">
-          <v:rect id="_x0000_i3426" style="width:0;height:1.5pt" o:hralign="center" o:hrstd="t" o:hr="t" fillcolor="#a0a0a0" stroked="f"/>
+          <v:rect id="_x0000_i1070" style="width:0;height:1.5pt" o:hralign="center" o:hrstd="t" o:hr="t" fillcolor="#a0a0a0" stroked="f"/>
         </w:pict>
       </w:r>
     </w:p>
@@ -7493,7 +7493,7 @@
           <w:szCs w:val="16"/>
         </w:rPr>
         <w:pict w14:anchorId="3F2356D9">
-          <v:rect id="_x0000_i3265" style="width:0;height:1.5pt" o:hralign="center" o:hrstd="t" o:hr="t" fillcolor="#a0a0a0" stroked="f"/>
+          <v:rect id="_x0000_i1071" style="width:0;height:1.5pt" o:hralign="center" o:hrstd="t" o:hr="t" fillcolor="#a0a0a0" stroked="f"/>
         </w:pict>
       </w:r>
     </w:p>
@@ -7589,7 +7589,7 @@
           <w:szCs w:val="16"/>
         </w:rPr>
         <w:pict w14:anchorId="60B88271">
-          <v:rect id="_x0000_i3269" style="width:0;height:1.5pt" o:hralign="center" o:hrstd="t" o:hr="t" fillcolor="#a0a0a0" stroked="f"/>
+          <v:rect id="_x0000_i1072" style="width:0;height:1.5pt" o:hralign="center" o:hrstd="t" o:hr="t" fillcolor="#a0a0a0" stroked="f"/>
         </w:pict>
       </w:r>
     </w:p>
@@ -7887,7 +7887,7 @@
           <w:szCs w:val="16"/>
         </w:rPr>
         <w:pict w14:anchorId="217115A0">
-          <v:rect id="_x0000_i3270" style="width:0;height:1.5pt" o:hralign="center" o:hrstd="t" o:hr="t" fillcolor="#a0a0a0" stroked="f"/>
+          <v:rect id="_x0000_i1073" style="width:0;height:1.5pt" o:hralign="center" o:hrstd="t" o:hr="t" fillcolor="#a0a0a0" stroked="f"/>
         </w:pict>
       </w:r>
     </w:p>
@@ -7935,7 +7935,7 @@
           <w:szCs w:val="16"/>
         </w:rPr>
         <w:pict w14:anchorId="0D53B917">
-          <v:rect id="_x0000_i3274" style="width:0;height:1.5pt" o:hralign="center" o:hrstd="t" o:hr="t" fillcolor="#a0a0a0" stroked="f"/>
+          <v:rect id="_x0000_i1074" style="width:0;height:1.5pt" o:hralign="center" o:hrstd="t" o:hr="t" fillcolor="#a0a0a0" stroked="f"/>
         </w:pict>
       </w:r>
     </w:p>
@@ -7993,7 +7993,7 @@
           <w:szCs w:val="16"/>
         </w:rPr>
         <w:pict w14:anchorId="5FF068B1">
-          <v:rect id="_x0000_i3275" style="width:0;height:1.5pt" o:hralign="center" o:hrstd="t" o:hr="t" fillcolor="#a0a0a0" stroked="f"/>
+          <v:rect id="_x0000_i1075" style="width:0;height:1.5pt" o:hralign="center" o:hrstd="t" o:hr="t" fillcolor="#a0a0a0" stroked="f"/>
         </w:pict>
       </w:r>
     </w:p>
@@ -9019,7 +9019,7 @@
           <w:szCs w:val="16"/>
         </w:rPr>
         <w:pict w14:anchorId="2F75CCDC">
-          <v:rect id="_x0000_i3279" style="width:0;height:1.5pt" o:hralign="center" o:hrstd="t" o:hr="t" fillcolor="#a0a0a0" stroked="f"/>
+          <v:rect id="_x0000_i1076" style="width:0;height:1.5pt" o:hralign="center" o:hrstd="t" o:hr="t" fillcolor="#a0a0a0" stroked="f"/>
         </w:pict>
       </w:r>
     </w:p>
@@ -9077,7 +9077,7 @@
           <w:szCs w:val="16"/>
         </w:rPr>
         <w:pict w14:anchorId="5540D1E3">
-          <v:rect id="_x0000_i3280" style="width:0;height:1.5pt" o:hralign="center" o:hrstd="t" o:hr="t" fillcolor="#a0a0a0" stroked="f"/>
+          <v:rect id="_x0000_i1077" style="width:0;height:1.5pt" o:hralign="center" o:hrstd="t" o:hr="t" fillcolor="#a0a0a0" stroked="f"/>
         </w:pict>
       </w:r>
     </w:p>
@@ -9220,7 +9220,7 @@
           <w:szCs w:val="16"/>
         </w:rPr>
         <w:pict w14:anchorId="32C0D39F">
-          <v:rect id="_x0000_i3281" style="width:0;height:1.5pt" o:hralign="center" o:hrstd="t" o:hr="t" fillcolor="#a0a0a0" stroked="f"/>
+          <v:rect id="_x0000_i1078" style="width:0;height:1.5pt" o:hralign="center" o:hrstd="t" o:hr="t" fillcolor="#a0a0a0" stroked="f"/>
         </w:pict>
       </w:r>
     </w:p>
@@ -9301,7 +9301,7 @@
           <w:szCs w:val="16"/>
         </w:rPr>
         <w:pict w14:anchorId="2A8352A7">
-          <v:rect id="_x0000_i3282" style="width:0;height:1.5pt" o:hralign="center" o:hrstd="t" o:hr="t" fillcolor="#a0a0a0" stroked="f"/>
+          <v:rect id="_x0000_i1079" style="width:0;height:1.5pt" o:hralign="center" o:hrstd="t" o:hr="t" fillcolor="#a0a0a0" stroked="f"/>
         </w:pict>
       </w:r>
     </w:p>
@@ -9814,7 +9814,7 @@
           <w:szCs w:val="16"/>
         </w:rPr>
         <w:pict w14:anchorId="62040D56">
-          <v:rect id="_x0000_i3285" style="width:0;height:1.5pt" o:hralign="center" o:hrstd="t" o:hr="t" fillcolor="#a0a0a0" stroked="f"/>
+          <v:rect id="_x0000_i1080" style="width:0;height:1.5pt" o:hralign="center" o:hrstd="t" o:hr="t" fillcolor="#a0a0a0" stroked="f"/>
         </w:pict>
       </w:r>
     </w:p>
@@ -9906,7 +9906,7 @@
           <w:szCs w:val="16"/>
         </w:rPr>
         <w:pict w14:anchorId="508076D4">
-          <v:rect id="_x0000_i3286" style="width:0;height:1.5pt" o:hralign="center" o:hrstd="t" o:hr="t" fillcolor="#a0a0a0" stroked="f"/>
+          <v:rect id="_x0000_i1081" style="width:0;height:1.5pt" o:hralign="center" o:hrstd="t" o:hr="t" fillcolor="#a0a0a0" stroked="f"/>
         </w:pict>
       </w:r>
     </w:p>
@@ -10018,7 +10018,7 @@
           <w:szCs w:val="16"/>
         </w:rPr>
         <w:pict w14:anchorId="6B5B9401">
-          <v:rect id="_x0000_i3287" style="width:0;height:1.5pt" o:hralign="center" o:hrstd="t" o:hr="t" fillcolor="#a0a0a0" stroked="f"/>
+          <v:rect id="_x0000_i1082" style="width:0;height:1.5pt" o:hralign="center" o:hrstd="t" o:hr="t" fillcolor="#a0a0a0" stroked="f"/>
         </w:pict>
       </w:r>
     </w:p>
@@ -10125,7 +10125,7 @@
           <w:szCs w:val="14"/>
         </w:rPr>
         <w:pict w14:anchorId="5296814D">
-          <v:rect id="_x0000_i3673" style="width:0;height:1.5pt" o:hralign="center" o:hrstd="t" o:hr="t" fillcolor="#a0a0a0" stroked="f"/>
+          <v:rect id="_x0000_i1083" style="width:0;height:1.5pt" o:hralign="center" o:hrstd="t" o:hr="t" fillcolor="#a0a0a0" stroked="f"/>
         </w:pict>
       </w:r>
     </w:p>
@@ -10197,7 +10197,7 @@
           <w:szCs w:val="14"/>
         </w:rPr>
         <w:pict w14:anchorId="72EB4BE6">
-          <v:rect id="_x0000_i3674" style="width:0;height:1.5pt" o:hralign="center" o:hrstd="t" o:hr="t" fillcolor="#a0a0a0" stroked="f"/>
+          <v:rect id="_x0000_i1084" style="width:0;height:1.5pt" o:hralign="center" o:hrstd="t" o:hr="t" fillcolor="#a0a0a0" stroked="f"/>
         </w:pict>
       </w:r>
     </w:p>
@@ -10359,7 +10359,7 @@
           <w:szCs w:val="14"/>
         </w:rPr>
         <w:pict w14:anchorId="47CBAA18">
-          <v:rect id="_x0000_i3675" style="width:0;height:1.5pt" o:hralign="center" o:hrstd="t" o:hr="t" fillcolor="#a0a0a0" stroked="f"/>
+          <v:rect id="_x0000_i1085" style="width:0;height:1.5pt" o:hralign="center" o:hrstd="t" o:hr="t" fillcolor="#a0a0a0" stroked="f"/>
         </w:pict>
       </w:r>
     </w:p>
@@ -10551,7 +10551,7 @@
           <w:szCs w:val="14"/>
         </w:rPr>
         <w:pict w14:anchorId="6B493827">
-          <v:rect id="_x0000_i3676" style="width:0;height:1.5pt" o:hralign="center" o:hrstd="t" o:hr="t" fillcolor="#a0a0a0" stroked="f"/>
+          <v:rect id="_x0000_i1086" style="width:0;height:1.5pt" o:hralign="center" o:hrstd="t" o:hr="t" fillcolor="#a0a0a0" stroked="f"/>
         </w:pict>
       </w:r>
     </w:p>
@@ -10603,7 +10603,7 @@
           <w:szCs w:val="14"/>
         </w:rPr>
         <w:pict w14:anchorId="72FC1D69">
-          <v:rect id="_x0000_i3677" style="width:0;height:1.5pt" o:hralign="center" o:hrstd="t" o:hr="t" fillcolor="#a0a0a0" stroked="f"/>
+          <v:rect id="_x0000_i1087" style="width:0;height:1.5pt" o:hralign="center" o:hrstd="t" o:hr="t" fillcolor="#a0a0a0" stroked="f"/>
         </w:pict>
       </w:r>
     </w:p>
@@ -11003,7 +11003,7 @@
           <w:szCs w:val="14"/>
         </w:rPr>
         <w:pict w14:anchorId="4D013F0D">
-          <v:rect id="_x0000_i3678" style="width:0;height:1.5pt" o:hralign="center" o:hrstd="t" o:hr="t" fillcolor="#a0a0a0" stroked="f"/>
+          <v:rect id="_x0000_i1088" style="width:0;height:1.5pt" o:hralign="center" o:hrstd="t" o:hr="t" fillcolor="#a0a0a0" stroked="f"/>
         </w:pict>
       </w:r>
     </w:p>
@@ -11303,7 +11303,7 @@
           <w:szCs w:val="14"/>
         </w:rPr>
         <w:pict w14:anchorId="43DCC3F1">
-          <v:rect id="_x0000_i3679" style="width:0;height:1.5pt" o:hralign="center" o:hrstd="t" o:hr="t" fillcolor="#a0a0a0" stroked="f"/>
+          <v:rect id="_x0000_i1089" style="width:0;height:1.5pt" o:hralign="center" o:hrstd="t" o:hr="t" fillcolor="#a0a0a0" stroked="f"/>
         </w:pict>
       </w:r>
     </w:p>
@@ -11566,7 +11566,7 @@
           <w:szCs w:val="14"/>
         </w:rPr>
         <w:pict w14:anchorId="0755D5D0">
-          <v:rect id="_x0000_i3680" style="width:0;height:1.5pt" o:hralign="center" o:hrstd="t" o:hr="t" fillcolor="#a0a0a0" stroked="f"/>
+          <v:rect id="_x0000_i1090" style="width:0;height:1.5pt" o:hralign="center" o:hrstd="t" o:hr="t" fillcolor="#a0a0a0" stroked="f"/>
         </w:pict>
       </w:r>
     </w:p>
@@ -11793,7 +11793,7 @@
           <w:szCs w:val="14"/>
         </w:rPr>
         <w:pict w14:anchorId="02F83733">
-          <v:rect id="_x0000_i3681" style="width:0;height:1.5pt" o:hralign="center" o:hrstd="t" o:hr="t" fillcolor="#a0a0a0" stroked="f"/>
+          <v:rect id="_x0000_i1091" style="width:0;height:1.5pt" o:hralign="center" o:hrstd="t" o:hr="t" fillcolor="#a0a0a0" stroked="f"/>
         </w:pict>
       </w:r>
     </w:p>
@@ -11856,7 +11856,7 @@
           <w:szCs w:val="14"/>
         </w:rPr>
         <w:pict w14:anchorId="076A6092">
-          <v:rect id="_x0000_i3682" style="width:0;height:1.5pt" o:hralign="center" o:hrstd="t" o:hr="t" fillcolor="#a0a0a0" stroked="f"/>
+          <v:rect id="_x0000_i1092" style="width:0;height:1.5pt" o:hralign="center" o:hrstd="t" o:hr="t" fillcolor="#a0a0a0" stroked="f"/>
         </w:pict>
       </w:r>
     </w:p>
@@ -11928,7 +11928,7 @@
           <w:szCs w:val="14"/>
         </w:rPr>
         <w:pict w14:anchorId="170767A2">
-          <v:rect id="_x0000_i3683" style="width:0;height:1.5pt" o:hralign="center" o:hrstd="t" o:hr="t" fillcolor="#a0a0a0" stroked="f"/>
+          <v:rect id="_x0000_i1093" style="width:0;height:1.5pt" o:hralign="center" o:hrstd="t" o:hr="t" fillcolor="#a0a0a0" stroked="f"/>
         </w:pict>
       </w:r>
     </w:p>
@@ -12112,7 +12112,7 @@
           <w:szCs w:val="14"/>
         </w:rPr>
         <w:pict w14:anchorId="121F6ADE">
-          <v:rect id="_x0000_i3684" style="width:0;height:1.5pt" o:hralign="center" o:hrstd="t" o:hr="t" fillcolor="#a0a0a0" stroked="f"/>
+          <v:rect id="_x0000_i1094" style="width:0;height:1.5pt" o:hralign="center" o:hrstd="t" o:hr="t" fillcolor="#a0a0a0" stroked="f"/>
         </w:pict>
       </w:r>
     </w:p>
@@ -12306,7 +12306,7 @@
           <w:szCs w:val="14"/>
         </w:rPr>
         <w:pict w14:anchorId="5A5373A4">
-          <v:rect id="_x0000_i3685" style="width:0;height:1.5pt" o:hralign="center" o:hrstd="t" o:hr="t" fillcolor="#a0a0a0" stroked="f"/>
+          <v:rect id="_x0000_i1095" style="width:0;height:1.5pt" o:hralign="center" o:hrstd="t" o:hr="t" fillcolor="#a0a0a0" stroked="f"/>
         </w:pict>
       </w:r>
     </w:p>
@@ -12358,7 +12358,7 @@
           <w:szCs w:val="14"/>
         </w:rPr>
         <w:pict w14:anchorId="4E884A7C">
-          <v:rect id="_x0000_i3686" style="width:0;height:1.5pt" o:hralign="center" o:hrstd="t" o:hr="t" fillcolor="#a0a0a0" stroked="f"/>
+          <v:rect id="_x0000_i1096" style="width:0;height:1.5pt" o:hralign="center" o:hrstd="t" o:hr="t" fillcolor="#a0a0a0" stroked="f"/>
         </w:pict>
       </w:r>
     </w:p>
@@ -12605,7 +12605,7 @@
           <w:szCs w:val="14"/>
         </w:rPr>
         <w:pict w14:anchorId="5D9E486B">
-          <v:rect id="_x0000_i3687" style="width:0;height:1.5pt" o:hralign="center" o:hrstd="t" o:hr="t" fillcolor="#a0a0a0" stroked="f"/>
+          <v:rect id="_x0000_i1097" style="width:0;height:1.5pt" o:hralign="center" o:hrstd="t" o:hr="t" fillcolor="#a0a0a0" stroked="f"/>
         </w:pict>
       </w:r>
     </w:p>
@@ -12896,7 +12896,7 @@
           <w:szCs w:val="14"/>
         </w:rPr>
         <w:pict w14:anchorId="1C4D14C1">
-          <v:rect id="_x0000_i3688" style="width:0;height:1.5pt" o:hralign="center" o:hrstd="t" o:hr="t" fillcolor="#a0a0a0" stroked="f"/>
+          <v:rect id="_x0000_i1098" style="width:0;height:1.5pt" o:hralign="center" o:hrstd="t" o:hr="t" fillcolor="#a0a0a0" stroked="f"/>
         </w:pict>
       </w:r>
     </w:p>
@@ -13092,7 +13092,7 @@
           <w:szCs w:val="14"/>
         </w:rPr>
         <w:pict w14:anchorId="5421E875">
-          <v:rect id="_x0000_i3689" style="width:0;height:1.5pt" o:hralign="center" o:hrstd="t" o:hr="t" fillcolor="#a0a0a0" stroked="f"/>
+          <v:rect id="_x0000_i1099" style="width:0;height:1.5pt" o:hralign="center" o:hrstd="t" o:hr="t" fillcolor="#a0a0a0" stroked="f"/>
         </w:pict>
       </w:r>
     </w:p>
@@ -13286,7 +13286,7 @@
           <w:szCs w:val="14"/>
         </w:rPr>
         <w:pict w14:anchorId="33DFC11F">
-          <v:rect id="_x0000_i3690" style="width:0;height:1.5pt" o:hralign="center" o:hrstd="t" o:hr="t" fillcolor="#a0a0a0" stroked="f"/>
+          <v:rect id="_x0000_i1100" style="width:0;height:1.5pt" o:hralign="center" o:hrstd="t" o:hr="t" fillcolor="#a0a0a0" stroked="f"/>
         </w:pict>
       </w:r>
     </w:p>
@@ -13400,7 +13400,7 @@
           <w:szCs w:val="14"/>
         </w:rPr>
         <w:pict w14:anchorId="2A009C54">
-          <v:rect id="_x0000_i3691" style="width:0;height:1.5pt" o:hralign="center" o:hrstd="t" o:hr="t" fillcolor="#a0a0a0" stroked="f"/>
+          <v:rect id="_x0000_i1101" style="width:0;height:1.5pt" o:hralign="center" o:hrstd="t" o:hr="t" fillcolor="#a0a0a0" stroked="f"/>
         </w:pict>
       </w:r>
     </w:p>
@@ -13504,7 +13504,7 @@
           <w:szCs w:val="14"/>
         </w:rPr>
         <w:pict w14:anchorId="747A02BA">
-          <v:rect id="_x0000_i3692" style="width:0;height:1.5pt" o:hralign="center" o:hrstd="t" o:hr="t" fillcolor="#a0a0a0" stroked="f"/>
+          <v:rect id="_x0000_i1102" style="width:0;height:1.5pt" o:hralign="center" o:hrstd="t" o:hr="t" fillcolor="#a0a0a0" stroked="f"/>
         </w:pict>
       </w:r>
     </w:p>
@@ -13576,7 +13576,7 @@
           <w:szCs w:val="14"/>
         </w:rPr>
         <w:pict w14:anchorId="07C78CF7">
-          <v:rect id="_x0000_i3693" style="width:0;height:1.5pt" o:hralign="center" o:hrstd="t" o:hr="t" fillcolor="#a0a0a0" stroked="f"/>
+          <v:rect id="_x0000_i1103" style="width:0;height:1.5pt" o:hralign="center" o:hrstd="t" o:hr="t" fillcolor="#a0a0a0" stroked="f"/>
         </w:pict>
       </w:r>
     </w:p>
@@ -13780,7 +13780,7 @@
           <w:szCs w:val="14"/>
         </w:rPr>
         <w:pict w14:anchorId="0D7788B8">
-          <v:rect id="_x0000_i3694" style="width:0;height:1.5pt" o:hralign="center" o:hrstd="t" o:hr="t" fillcolor="#a0a0a0" stroked="f"/>
+          <v:rect id="_x0000_i1104" style="width:0;height:1.5pt" o:hralign="center" o:hrstd="t" o:hr="t" fillcolor="#a0a0a0" stroked="f"/>
         </w:pict>
       </w:r>
     </w:p>
@@ -13952,7 +13952,7 @@
           <w:szCs w:val="14"/>
         </w:rPr>
         <w:pict w14:anchorId="3DC4BC08">
-          <v:rect id="_x0000_i3695" style="width:0;height:1.5pt" o:hralign="center" o:hrstd="t" o:hr="t" fillcolor="#a0a0a0" stroked="f"/>
+          <v:rect id="_x0000_i1105" style="width:0;height:1.5pt" o:hralign="center" o:hrstd="t" o:hr="t" fillcolor="#a0a0a0" stroked="f"/>
         </w:pict>
       </w:r>
     </w:p>
@@ -14004,7 +14004,7 @@
           <w:szCs w:val="14"/>
         </w:rPr>
         <w:pict w14:anchorId="3F6E59CB">
-          <v:rect id="_x0000_i3696" style="width:0;height:1.5pt" o:hralign="center" o:hrstd="t" o:hr="t" fillcolor="#a0a0a0" stroked="f"/>
+          <v:rect id="_x0000_i1106" style="width:0;height:1.5pt" o:hralign="center" o:hrstd="t" o:hr="t" fillcolor="#a0a0a0" stroked="f"/>
         </w:pict>
       </w:r>
     </w:p>
@@ -14251,7 +14251,7 @@
           <w:szCs w:val="14"/>
         </w:rPr>
         <w:pict w14:anchorId="0777A740">
-          <v:rect id="_x0000_i3697" style="width:0;height:1.5pt" o:hralign="center" o:hrstd="t" o:hr="t" fillcolor="#a0a0a0" stroked="f"/>
+          <v:rect id="_x0000_i1107" style="width:0;height:1.5pt" o:hralign="center" o:hrstd="t" o:hr="t" fillcolor="#a0a0a0" stroked="f"/>
         </w:pict>
       </w:r>
     </w:p>
@@ -14427,7 +14427,7 @@
           <w:szCs w:val="14"/>
         </w:rPr>
         <w:pict w14:anchorId="14580850">
-          <v:rect id="_x0000_i3698" style="width:0;height:1.5pt" o:hralign="center" o:hrstd="t" o:hr="t" fillcolor="#a0a0a0" stroked="f"/>
+          <v:rect id="_x0000_i1108" style="width:0;height:1.5pt" o:hralign="center" o:hrstd="t" o:hr="t" fillcolor="#a0a0a0" stroked="f"/>
         </w:pict>
       </w:r>
     </w:p>
@@ -14652,7 +14652,7 @@
           <w:szCs w:val="14"/>
         </w:rPr>
         <w:pict w14:anchorId="1043922C">
-          <v:rect id="_x0000_i3699" style="width:0;height:1.5pt" o:hralign="center" o:hrstd="t" o:hr="t" fillcolor="#a0a0a0" stroked="f"/>
+          <v:rect id="_x0000_i1109" style="width:0;height:1.5pt" o:hralign="center" o:hrstd="t" o:hr="t" fillcolor="#a0a0a0" stroked="f"/>
         </w:pict>
       </w:r>
     </w:p>
@@ -14837,7 +14837,7 @@
           <w:szCs w:val="14"/>
         </w:rPr>
         <w:pict w14:anchorId="0B4B62CD">
-          <v:rect id="_x0000_i3700" style="width:0;height:1.5pt" o:hralign="center" o:hrstd="t" o:hr="t" fillcolor="#a0a0a0" stroked="f"/>
+          <v:rect id="_x0000_i1110" style="width:0;height:1.5pt" o:hralign="center" o:hrstd="t" o:hr="t" fillcolor="#a0a0a0" stroked="f"/>
         </w:pict>
       </w:r>
     </w:p>
@@ -14889,7 +14889,7 @@
           <w:szCs w:val="14"/>
         </w:rPr>
         <w:pict w14:anchorId="661A0A84">
-          <v:rect id="_x0000_i3701" style="width:0;height:1.5pt" o:hralign="center" o:hrstd="t" o:hr="t" fillcolor="#a0a0a0" stroked="f"/>
+          <v:rect id="_x0000_i1111" style="width:0;height:1.5pt" o:hralign="center" o:hrstd="t" o:hr="t" fillcolor="#a0a0a0" stroked="f"/>
         </w:pict>
       </w:r>
     </w:p>
@@ -15452,7 +15452,7 @@
           <w:szCs w:val="14"/>
         </w:rPr>
         <w:pict w14:anchorId="10126510">
-          <v:rect id="_x0000_i3702" style="width:0;height:1.5pt" o:hralign="center" o:hrstd="t" o:hr="t" fillcolor="#a0a0a0" stroked="f"/>
+          <v:rect id="_x0000_i1112" style="width:0;height:1.5pt" o:hralign="center" o:hrstd="t" o:hr="t" fillcolor="#a0a0a0" stroked="f"/>
         </w:pict>
       </w:r>
     </w:p>
@@ -15545,7 +15545,7 @@
           <w:szCs w:val="14"/>
         </w:rPr>
         <w:pict w14:anchorId="2CBBDB00">
-          <v:rect id="_x0000_i3703" style="width:0;height:1.5pt" o:hralign="center" o:hrstd="t" o:hr="t" fillcolor="#a0a0a0" stroked="f"/>
+          <v:rect id="_x0000_i1113" style="width:0;height:1.5pt" o:hralign="center" o:hrstd="t" o:hr="t" fillcolor="#a0a0a0" stroked="f"/>
         </w:pict>
       </w:r>
     </w:p>
@@ -15964,7 +15964,7 @@
           <w:szCs w:val="14"/>
         </w:rPr>
         <w:pict w14:anchorId="66110BA8">
-          <v:rect id="_x0000_i3709" style="width:0;height:1.5pt" o:hralign="center" o:hrstd="t" o:hr="t" fillcolor="#a0a0a0" stroked="f"/>
+          <v:rect id="_x0000_i1114" style="width:0;height:1.5pt" o:hralign="center" o:hrstd="t" o:hr="t" fillcolor="#a0a0a0" stroked="f"/>
         </w:pict>
       </w:r>
     </w:p>
@@ -16087,7 +16087,7 @@
           <w:szCs w:val="14"/>
         </w:rPr>
         <w:pict w14:anchorId="36F9111C">
-          <v:rect id="_x0000_i3710" style="width:0;height:1.5pt" o:hralign="center" o:hrstd="t" o:hr="t" fillcolor="#a0a0a0" stroked="f"/>
+          <v:rect id="_x0000_i1115" style="width:0;height:1.5pt" o:hralign="center" o:hrstd="t" o:hr="t" fillcolor="#a0a0a0" stroked="f"/>
         </w:pict>
       </w:r>
     </w:p>
@@ -16114,7 +16114,7 @@
     <w:sectPr>
       <w:pgSz w:w="11906" w:h="16838"/>
       <w:pgMar w:top="284" w:right="284" w:bottom="284" w:left="284" w:header="708" w:footer="708" w:gutter="0"/>
-      <w:cols w:num="2" w:space="708"/>
+      <w:cols w:num="2" w:sep="1" w:space="284"/>
       <w:docGrid w:linePitch="360"/>
     </w:sectPr>
   </w:body>
@@ -16122,7 +16122,7 @@
 </file>
 
 <file path=word/numbering.xml><?xml version="1.0" encoding="utf-8"?>
-<w:numbering xmlns:wpc="http://schemas.microsoft.com/office/word/2010/wordprocessingCanvas" xmlns:cx="http://schemas.microsoft.com/office/drawing/2014/chartex" xmlns:cx1="http://schemas.microsoft.com/office/drawing/2015/9/8/chartex" xmlns:cx2="http://schemas.microsoft.com/office/drawing/2015/10/21/chartex" xmlns:cx3="http://schemas.microsoft.com/office/drawing/2016/5/9/chartex" xmlns:cx4="http://schemas.microsoft.com/office/drawing/2016/5/10/chartex" xmlns:cx5="http://schemas.microsoft.com/office/drawing/2016/5/11/chartex" xmlns:cx6="http://schemas.microsoft.com/office/drawing/2016/5/12/chartex" xmlns:cx7="http://schemas.microsoft.com/office/drawing/2016/5/13/chartex" xmlns:cx8="http://schemas.microsoft.com/office/drawing/2016/5/14/chartex" xmlns:mc="http://schemas.openxmlformats.org/markup-compatibility/2006" xmlns:aink="http://schemas.microsoft.com/office/drawing/2016/ink" xmlns:am3d="http://schemas.microsoft.com/office/drawing/2017/model3d" xmlns:o="urn:schemas-microsoft-com:office:office" xmlns:oel="http://schemas.microsoft.com/office/2019/extlst" xmlns:r="http://schemas.openxmlformats.org/officeDocument/2006/relationships" xmlns:m="http://schemas.openxmlformats.org/officeDocument/2006/math" xmlns:v="urn:schemas-microsoft-com:vml" xmlns:wp14="http://schemas.microsoft.com/office/word/2010/wordprocessingDrawing" xmlns:wp="http://schemas.openxmlformats.org/drawingml/2006/wordprocessingDrawing" xmlns:w10="urn:schemas-microsoft-com:office:word" xmlns:w="http://schemas.openxmlformats.org/wordprocessingml/2006/main" xmlns:w14="http://schemas.microsoft.com/office/word/2010/wordml" xmlns:w15="http://schemas.microsoft.com/office/word/2012/wordml" xmlns:w16cex="http://schemas.microsoft.com/office/word/2018/wordml/cex" xmlns:w16cid="http://schemas.microsoft.com/office/word/2016/wordml/cid" xmlns:w16="http://schemas.microsoft.com/office/word/2018/wordml" xmlns:w16du="http://schemas.microsoft.com/office/word/2023/wordml/word16du" xmlns:w16sdtdh="http://schemas.microsoft.com/office/word/2020/wordml/sdtdatahash" xmlns:w16sdtfl="http://schemas.microsoft.com/office/word/2024/wordml/sdtformatlock" xmlns:w16se="http://schemas.microsoft.com/office/word/2015/wordml/symex" xmlns:wpg="http://schemas.microsoft.com/office/word/2010/wordprocessingGroup" xmlns:wpi="http://schemas.microsoft.com/office/word/2010/wordprocessingInk" xmlns:wne="http://schemas.microsoft.com/office/word/2006/wordml" xmlns:wps="http://schemas.microsoft.com/office/word/2010/wordprocessingShape" mc:Ignorable="w14 w15 w16se w16cid w16 w16cex w16sdtdh w16sdtfl w16du wp14">
+<w:numbering xmlns:wpc="http://schemas.microsoft.com/office/word/2010/wordprocessingCanvas" xmlns:cx="http://schemas.microsoft.com/office/drawing/2014/chartex" xmlns:cx1="http://schemas.microsoft.com/office/drawing/2015/9/8/chartex" xmlns:cx2="http://schemas.microsoft.com/office/drawing/2015/10/21/chartex" xmlns:cx3="http://schemas.microsoft.com/office/drawing/2016/5/9/chartex" xmlns:cx4="http://schemas.microsoft.com/office/drawing/2016/5/10/chartex" xmlns:cx5="http://schemas.microsoft.com/office/drawing/2016/5/11/chartex" xmlns:cx6="http://schemas.microsoft.com/office/drawing/2016/5/12/chartex" xmlns:cx7="http://schemas.microsoft.com/office/drawing/2016/5/13/chartex" xmlns:cx8="http://schemas.microsoft.com/office/drawing/2016/5/14/chartex" xmlns:mc="http://schemas.openxmlformats.org/markup-compatibility/2006" xmlns:aink="http://schemas.microsoft.com/office/drawing/2016/ink" xmlns:am3d="http://schemas.microsoft.com/office/drawing/2017/model3d" xmlns:o="urn:schemas-microsoft-com:office:office" xmlns:oel="http://schemas.microsoft.com/office/2019/extlst" xmlns:r="http://schemas.openxmlformats.org/officeDocument/2006/relationships" xmlns:m="http://schemas.openxmlformats.org/officeDocument/2006/math" xmlns:v="urn:schemas-microsoft-com:vml" xmlns:wp14="http://schemas.microsoft.com/office/word/2010/wordprocessingDrawing" xmlns:wp="http://schemas.openxmlformats.org/drawingml/2006/wordprocessingDrawing" xmlns:w10="urn:schemas-microsoft-com:office:word" xmlns:w="http://schemas.openxmlformats.org/wordprocessingml/2006/main" xmlns:w14="http://schemas.microsoft.com/office/word/2010/wordml" xmlns:w15="http://schemas.microsoft.com/office/word/2012/wordml" xmlns:w16cei="http://schemas.microsoft.com/office/word/2026/wordml/cei" xmlns:w16cex="http://schemas.microsoft.com/office/word/2018/wordml/cex" xmlns:w16cid="http://schemas.microsoft.com/office/word/2016/wordml/cid" xmlns:w16="http://schemas.microsoft.com/office/word/2018/wordml" xmlns:w16du="http://schemas.microsoft.com/office/word/2023/wordml/word16du" xmlns:w16sdtdh="http://schemas.microsoft.com/office/word/2020/wordml/sdtdatahash" xmlns:w16sdtfl="http://schemas.microsoft.com/office/word/2024/wordml/sdtformatlock" xmlns:w16se="http://schemas.microsoft.com/office/word/2015/wordml/symex" xmlns:wpg="http://schemas.microsoft.com/office/word/2010/wordprocessingGroup" xmlns:wpi="http://schemas.microsoft.com/office/word/2010/wordprocessingInk" xmlns:wne="http://schemas.microsoft.com/office/word/2006/wordml" xmlns:wps="http://schemas.microsoft.com/office/word/2010/wordprocessingShape" mc:Ignorable="w14 w15 w16se w16cid w16 w16cex w16sdtdh w16sdtfl w16du wp14">
   <w:abstractNum w:abstractNumId="0" w15:restartNumberingAfterBreak="0">
     <w:nsid w:val="0C8C17D5"/>
     <w:multiLevelType w:val="multilevel"/>
@@ -17642,6 +17642,7 @@
   <w:style w:type="character" w:default="1" w:styleId="DefaultParagraphFont">
     <w:name w:val="Default Paragraph Font"/>
     <w:uiPriority w:val="1"/>
+    <w:semiHidden/>
     <w:unhideWhenUsed/>
   </w:style>
   <w:style w:type="table" w:default="1" w:styleId="TableNormal">
